--- a/docs/EC FAN OS 통합 검증서 20260328/5. 보호동작/보호동작 No. 19 - Warning 0x02 DC Link over voltage.docx
+++ b/docs/EC FAN OS 통합 검증서 20260328/5. 보호동작/보호동작 No. 19 - Warning 0x02 DC Link over voltage.docx
@@ -1328,6 +1328,92 @@
                 <w:numId w:val="0"/>
               </w:numPr>
               <w:rPr>
+                <w:b/>
+                <w:bCs/>
+              </w:rPr>
+            </w:pPr>
+            <w:r>
+              <w:rPr>
+                <w:b/>
+                <w:bCs/>
+              </w:rPr>
+              <w:t>[Phase 2 판정 - Warning 발생 및 구동 유지]</w:t>
+            </w:r>
+          </w:p>
+          <w:p>
+            <w:pPr>
+              <w:pStyle w:val="1-0"/>
+              <w:numPr>
+                <w:ilvl w:val="0"/>
+                <w:numId w:val="0"/>
+              </w:numPr>
+              <w:rPr>
+                <w:szCs w:val="20"/>
+              </w:rPr>
+            </w:pPr>
+          </w:p>
+          <w:p>
+            <w:pPr>
+              <w:pStyle w:val="1-0"/>
+              <w:numPr>
+                <w:ilvl w:val="0"/>
+                <w:numId w:val="0"/>
+              </w:numPr>
+              <w:rPr>
+                <w:b/>
+                <w:bCs/>
+              </w:rPr>
+            </w:pPr>
+            <w:r>
+              <w:rPr>
+                <w:b/>
+                <w:bCs/>
+              </w:rPr>
+              <w:t>[Phase 3 판정 - Warning 상태에서의 제어 안정성]</w:t>
+            </w:r>
+          </w:p>
+          <w:p>
+            <w:pPr>
+              <w:pStyle w:val="1-0"/>
+              <w:numPr>
+                <w:ilvl w:val="0"/>
+                <w:numId w:val="0"/>
+              </w:numPr>
+              <w:rPr>
+                <w:szCs w:val="20"/>
+              </w:rPr>
+            </w:pPr>
+          </w:p>
+          <w:p>
+            <w:pPr>
+              <w:pStyle w:val="1-0"/>
+              <w:numPr>
+                <w:ilvl w:val="0"/>
+                <w:numId w:val="0"/>
+              </w:numPr>
+              <w:rPr>
+                <w:rFonts w:hint="eastAsia"/>
+                <w:b/>
+                <w:bCs/>
+              </w:rPr>
+            </w:pPr>
+            <w:r>
+              <w:rPr>
+                <w:b/>
+                <w:bCs/>
+              </w:rPr>
+              <w:t>[Phase 4 판정 - 전압 복구 및 Warning 해제]</w:t>
+            </w:r>
+          </w:p>
+          <w:p>
+            <w:pPr>
+              <w:pStyle w:val="1-0"/>
+              <w:numPr>
+                <w:ilvl w:val="0"/>
+                <w:numId w:val="0"/>
+              </w:numPr>
+              <w:rPr>
+                <w:rFonts w:hint="eastAsia"/>
                 <w:szCs w:val="20"/>
               </w:rPr>
             </w:pPr>
